--- a/PP-salygos/templates/DPSP_LTEN_PASIULYMAS.docx
+++ b/PP-salygos/templates/DPSP_LTEN_PASIULYMAS.docx
@@ -1451,6 +1451,7 @@
                 <w:sz w:val="20"/>
                 <w:szCs w:val="20"/>
               </w:rPr>
+              <w:lastRenderedPageBreak/>
               <w:t>Tiekėjo PVM mokėtojo kodas/</w:t>
             </w:r>
             <w:r>
@@ -1655,7 +1656,6 @@
                 <w:sz w:val="20"/>
                 <w:szCs w:val="20"/>
               </w:rPr>
-              <w:lastRenderedPageBreak/>
               <w:t>Tiekėjo / Tiekėjų grupės atsakingo partnerio sąskaitos numeris, banko pavadinimas ir banko kodas</w:t>
             </w:r>
           </w:p>
@@ -2572,7 +2572,16 @@
                 <w:sz w:val="20"/>
                 <w:szCs w:val="20"/>
               </w:rPr>
-              <w:t xml:space="preserve">tokių tiekiamų prekių (naudojamų medžiagų, įrangos) </w:t>
+              <w:t xml:space="preserve">tokių tiekiamų prekių (naudojamų </w:t>
+            </w:r>
+            <w:r>
+              <w:rPr>
+                <w:rFonts w:ascii="Arial" w:hAnsi="Arial" w:cs="Arial"/>
+                <w:sz w:val="20"/>
+                <w:szCs w:val="20"/>
+              </w:rPr>
+              <w:lastRenderedPageBreak/>
+              <w:t xml:space="preserve">medžiagų, įrangos) </w:t>
             </w:r>
             <w:r>
               <w:rPr>
@@ -2591,17 +2600,7 @@
                 <w:sz w:val="20"/>
                 <w:szCs w:val="20"/>
               </w:rPr>
-              <w:t xml:space="preserve">Perkančiajam </w:t>
-            </w:r>
-            <w:r>
-              <w:rPr>
-                <w:rFonts w:ascii="Arial" w:hAnsi="Arial" w:cs="Arial"/>
-                <w:color w:val="000000" w:themeColor="text1"/>
-                <w:sz w:val="20"/>
-                <w:szCs w:val="20"/>
-              </w:rPr>
-              <w:lastRenderedPageBreak/>
-              <w:t xml:space="preserve">subjektui raštu pareikalavus, per jo nurodytą terminą bus pateikti dokumentai, patvirtinantys prekių (naudojamų medžiagų, įrangos) kilmės šalį ir gamintoją ir jo akcininkus. </w:t>
+              <w:t xml:space="preserve">Perkančiajam subjektui raštu pareikalavus, per jo nurodytą terminą bus pateikti dokumentai, patvirtinantys prekių (naudojamų medžiagų, įrangos) kilmės šalį ir gamintoją ir jo akcininkus. </w:t>
             </w:r>
           </w:p>
         </w:tc>
@@ -2634,7 +2633,7 @@
                 <w:lang w:val="en-US"/>
               </w:rPr>
               <w:lastRenderedPageBreak/>
-              <w:t xml:space="preserve">By submitting the Tender we confirm that all the goods (materials used, equipment) offered, whether independently or used for the execution of works or the provision of services, will meet the requirements the Contracting Entity and will not be imported from the countries or their parts, territories (special status zones), from which imports of such supplied goods (materials used, equipment) are prohibited by decisions of the United Nations Security Council or in the case of restrictive measures (sanctions) by the United States, the European Union or international sanctions of other international organizations, the member or participant  of which is the Republic of Lithuania. Upon written request of the Contracting Entity, documents confirming the country of origin </w:t>
+              <w:t xml:space="preserve">By submitting the Tender we confirm that all the goods (materials used, equipment) offered, whether independently or used for the execution of works or the provision of services, will meet the requirements the Contracting Entity and will not be imported from the countries or their parts, territories (special status zones), from which imports of such supplied goods (materials used, </w:t>
             </w:r>
             <w:r>
               <w:rPr>
@@ -2644,7 +2643,7 @@
                 <w:lang w:val="en-US"/>
               </w:rPr>
               <w:lastRenderedPageBreak/>
-              <w:t xml:space="preserve">of the goods (materials used, equipment), the manufacturer and its shareholders will be submitted within the deadline specified by the Contracting Entity. </w:t>
+              <w:t xml:space="preserve">equipment) are prohibited by decisions of the United Nations Security Council or in the case of restrictive measures (sanctions) by the United States, the European Union or international sanctions of other international organizations, the member or participant  of which is the Republic of Lithuania. Upon written request of the Contracting Entity, documents confirming the country of origin of the goods (materials used, equipment), the manufacturer and its shareholders will be submitted within the deadline specified by the Contracting Entity. </w:t>
             </w:r>
           </w:p>
         </w:tc>
@@ -4055,7 +4054,17 @@
                 <w:szCs w:val="20"/>
                 <w:lang w:eastAsia="zh-CN"/>
               </w:rPr>
-              <w:t xml:space="preserve">Lietuvos Respublikos Vyriausybė, vadovaudamasi Nacionaliniam saugumui užtikrinti svarbių objektų apsaugos įstatyme įtvirtintais kriterijais, yra priėmusi sprendimą, patvirtinantį, kad šios dalies </w:t>
+              <w:t xml:space="preserve">Lietuvos Respublikos Vyriausybė, vadovaudamasi Nacionaliniam saugumui užtikrinti svarbių objektų apsaugos įstatyme įtvirtintais </w:t>
+            </w:r>
+            <w:r>
+              <w:rPr>
+                <w:rFonts w:ascii="Arial" w:hAnsi="Arial" w:cs="Arial"/>
+                <w:sz w:val="20"/>
+                <w:szCs w:val="20"/>
+                <w:lang w:eastAsia="zh-CN"/>
+              </w:rPr>
+              <w:lastRenderedPageBreak/>
+              <w:t xml:space="preserve">kriterijais, yra priėmusi sprendimą, patvirtinantį, kad šios dalies </w:t>
             </w:r>
             <w:r>
               <w:rPr>
@@ -4165,7 +4174,18 @@
                 <w:szCs w:val="20"/>
                 <w:lang w:val="en-GB"/>
               </w:rPr>
-              <w:t xml:space="preserve">The Government of the Republic of Lithuania, in accordance with the criteria established in the Law on the Protection of Objects Important for Ensuring National Security, has adopted a decision confirming that the entities specified in Clauses </w:t>
+              <w:lastRenderedPageBreak/>
+              <w:t xml:space="preserve">The Government of the Republic of Lithuania, in accordance with the criteria established in the Law on the Protection of Objects Important for Ensuring </w:t>
+            </w:r>
+            <w:r>
+              <w:rPr>
+                <w:rFonts w:ascii="Arial" w:hAnsi="Arial" w:cs="Arial"/>
+                <w:sz w:val="20"/>
+                <w:szCs w:val="20"/>
+                <w:lang w:val="en-GB"/>
+              </w:rPr>
+              <w:lastRenderedPageBreak/>
+              <w:t xml:space="preserve">National Security, has adopted a decision confirming that the entities specified in Clauses </w:t>
             </w:r>
             <w:r>
               <w:rPr>
@@ -7567,6 +7587,7 @@
                 <w:sz w:val="20"/>
                 <w:szCs w:val="20"/>
               </w:rPr>
+              <w:lastRenderedPageBreak/>
               <w:t>4</w:t>
             </w:r>
             <w:r>
@@ -7641,7 +7662,6 @@
                 <w:szCs w:val="20"/>
                 <w:lang w:eastAsia="lt-LT"/>
               </w:rPr>
-              <w:lastRenderedPageBreak/>
               <w:t>P</w:t>
             </w:r>
             <w:r>
@@ -8421,7 +8441,6 @@
                 <w:szCs w:val="20"/>
                 <w:lang w:val="en-GB" w:eastAsia="lt-LT"/>
               </w:rPr>
-              <w:lastRenderedPageBreak/>
               <w:t>The supplier must fill in at least one of the confirmations and delete the others:</w:t>
             </w:r>
           </w:p>
@@ -8450,7 +8469,6 @@
                 <w:szCs w:val="20"/>
                 <w:lang w:val="en-GB" w:eastAsia="lt-LT"/>
               </w:rPr>
-              <w:lastRenderedPageBreak/>
               <w:t xml:space="preserve">We confirm that we meet the social requirement </w:t>
             </w:r>
             <w:r>
@@ -9248,7 +9266,6 @@
                 <w:sz w:val="20"/>
                 <w:szCs w:val="20"/>
               </w:rPr>
-              <w:lastRenderedPageBreak/>
               <w:t>5</w:t>
             </w:r>
             <w:r>
@@ -10091,6 +10108,7 @@
                 <w:szCs w:val="20"/>
                 <w:lang w:val="en-GB"/>
               </w:rPr>
+              <w:lastRenderedPageBreak/>
               <w:t>Maximum</w:t>
             </w:r>
             <w:r>
@@ -10214,7 +10232,6 @@
                 <w:szCs w:val="20"/>
                 <w:lang w:val="en-GB"/>
               </w:rPr>
-              <w:lastRenderedPageBreak/>
               <w:t xml:space="preserve">During </w:t>
             </w:r>
             <w:r>
@@ -11575,6 +11592,7 @@
                 <w:sz w:val="20"/>
                 <w:szCs w:val="20"/>
               </w:rPr>
+              <w:lastRenderedPageBreak/>
               <w:t>6</w:t>
             </w:r>
             <w:r>
@@ -11664,7 +11682,6 @@
                 <w:sz w:val="20"/>
                 <w:szCs w:val="20"/>
               </w:rPr>
-              <w:lastRenderedPageBreak/>
               <w:t>6</w:t>
             </w:r>
             <w:r>
@@ -12536,6 +12553,7 @@
                 <w:sz w:val="20"/>
                 <w:szCs w:val="20"/>
               </w:rPr>
+              <w:lastRenderedPageBreak/>
               <w:t>1.</w:t>
             </w:r>
           </w:p>
@@ -12650,18 +12668,7 @@
                 <w:szCs w:val="20"/>
                 <w:lang w:val="en-US"/>
               </w:rPr>
-              <w:t xml:space="preserve"> in accordance with Article 32 (2) of the LP, except for information which cannot be </w:t>
-            </w:r>
-            <w:r>
-              <w:rPr>
-                <w:rFonts w:ascii="Arial" w:eastAsia="Times New Roman" w:hAnsi="Arial" w:cs="Arial"/>
-                <w:bCs/>
-                <w:sz w:val="20"/>
-                <w:szCs w:val="20"/>
-                <w:lang w:val="en-US"/>
-              </w:rPr>
-              <w:lastRenderedPageBreak/>
-              <w:t>published under the Law on the Legal Protection of Personal Data.</w:t>
+              <w:t xml:space="preserve"> in accordance with Article 32 (2) of the LP, except for information which cannot be published under the Law on the Legal Protection of Personal Data.</w:t>
             </w:r>
           </w:p>
         </w:tc>
@@ -12685,7 +12692,6 @@
                 <w:sz w:val="20"/>
                 <w:szCs w:val="20"/>
               </w:rPr>
-              <w:lastRenderedPageBreak/>
               <w:t>2.</w:t>
             </w:r>
           </w:p>
@@ -13380,6 +13386,7 @@
           <w:sz w:val="20"/>
           <w:szCs w:val="20"/>
         </w:rPr>
+        <w:lastRenderedPageBreak/>
         <w:t xml:space="preserve">(Tiekėjo arba jo įgalioto asmens vardas, pavardė, parašas/ </w:t>
       </w:r>
       <w:r>
@@ -13434,6 +13441,8 @@
       </w:r>
     </w:p>
     <w:sectPr>
+      <w:headerReference w:type="first" r:id="rId10"/>
+      <w:footerReference w:type="first" r:id="rId11"/>
       <w:pgSz w:w="16838" w:h="11906" w:orient="landscape"/>
       <w:pgMar w:top="1701" w:right="1134" w:bottom="567" w:left="1134" w:header="567" w:footer="567" w:gutter="0"/>
       <w:cols w:space="1296"/>
@@ -13541,6 +13550,71 @@
 </w:endnotes>
 </file>
 
+<file path=word/footer1.xml><?xml version="1.0" encoding="utf-8"?>
+<w:ftr xmlns:wpc="http://schemas.microsoft.com/office/word/2010/wordprocessingCanvas" xmlns:cx="http://schemas.microsoft.com/office/drawing/2014/chartex" xmlns:cx1="http://schemas.microsoft.com/office/drawing/2015/9/8/chartex" xmlns:cx2="http://schemas.microsoft.com/office/drawing/2015/10/21/chartex" xmlns:cx3="http://schemas.microsoft.com/office/drawing/2016/5/9/chartex" xmlns:cx4="http://schemas.microsoft.com/office/drawing/2016/5/10/chartex" xmlns:cx5="http://schemas.microsoft.com/office/drawing/2016/5/11/chartex" xmlns:cx6="http://schemas.microsoft.com/office/drawing/2016/5/12/chartex" xmlns:cx7="http://schemas.microsoft.com/office/drawing/2016/5/13/chartex" xmlns:cx8="http://schemas.microsoft.com/office/drawing/2016/5/14/chartex" xmlns:mc="http://schemas.openxmlformats.org/markup-compatibility/2006" xmlns:aink="http://schemas.microsoft.com/office/drawing/2016/ink" xmlns:am3d="http://schemas.microsoft.com/office/drawing/2017/model3d" xmlns:o="urn:schemas-microsoft-com:office:office" xmlns:oel="http://schemas.microsoft.com/office/2019/extlst" xmlns:r="http://schemas.openxmlformats.org/officeDocument/2006/relationships" xmlns:m="http://schemas.openxmlformats.org/officeDocument/2006/math" xmlns:v="urn:schemas-microsoft-com:vml" xmlns:wp14="http://schemas.microsoft.com/office/word/2010/wordprocessingDrawing" xmlns:wp="http://schemas.openxmlformats.org/drawingml/2006/wordprocessingDrawing" xmlns:w10="urn:schemas-microsoft-com:office:word" xmlns:w="http://schemas.openxmlformats.org/wordprocessingml/2006/main" xmlns:w14="http://schemas.microsoft.com/office/word/2010/wordml" xmlns:w15="http://schemas.microsoft.com/office/word/2012/wordml" xmlns:w16cex="http://schemas.microsoft.com/office/word/2018/wordml/cex" xmlns:w16cid="http://schemas.microsoft.com/office/word/2016/wordml/cid" xmlns:w16="http://schemas.microsoft.com/office/word/2018/wordml" xmlns:w16du="http://schemas.microsoft.com/office/word/2023/wordml/word16du" xmlns:w16sdtdh="http://schemas.microsoft.com/office/word/2020/wordml/sdtdatahash" xmlns:w16sdtfl="http://schemas.microsoft.com/office/word/2024/wordml/sdtformatlock" xmlns:w16se="http://schemas.microsoft.com/office/word/2015/wordml/symex" xmlns:wpg="http://schemas.microsoft.com/office/word/2010/wordprocessingGroup" xmlns:wpi="http://schemas.microsoft.com/office/word/2010/wordprocessingInk" xmlns:wne="http://schemas.microsoft.com/office/word/2006/wordml" xmlns:wps="http://schemas.microsoft.com/office/word/2010/wordprocessingShape" mc:Ignorable="w14 w15 w16se w16cid w16 w16cex w16sdtdh w16sdtfl w16du wp14">
+  <w:sdt>
+    <w:sdtPr>
+      <w:id w:val="1776364638"/>
+      <w:docPartObj>
+        <w:docPartGallery w:val="Page Numbers (Bottom of Page)"/>
+        <w:docPartUnique/>
+      </w:docPartObj>
+    </w:sdtPr>
+    <w:sdtEndPr>
+      <w:rPr>
+        <w:rFonts w:ascii="Arial" w:hAnsi="Arial" w:cs="Arial"/>
+      </w:rPr>
+    </w:sdtEndPr>
+    <w:sdtContent>
+      <w:p>
+        <w:pPr>
+          <w:pStyle w:val="Footer"/>
+          <w:jc w:val="center"/>
+          <w:rPr>
+            <w:rFonts w:ascii="Arial" w:hAnsi="Arial" w:cs="Arial"/>
+          </w:rPr>
+        </w:pPr>
+        <w:r>
+          <w:rPr>
+            <w:rFonts w:ascii="Arial" w:hAnsi="Arial" w:cs="Arial"/>
+          </w:rPr>
+          <w:fldChar w:fldCharType="begin"/>
+        </w:r>
+        <w:r>
+          <w:rPr>
+            <w:rFonts w:ascii="Arial" w:hAnsi="Arial" w:cs="Arial"/>
+          </w:rPr>
+          <w:instrText>PAGE   \* MERGEFORMAT</w:instrText>
+        </w:r>
+        <w:r>
+          <w:rPr>
+            <w:rFonts w:ascii="Arial" w:hAnsi="Arial" w:cs="Arial"/>
+          </w:rPr>
+          <w:fldChar w:fldCharType="separate"/>
+        </w:r>
+        <w:r>
+          <w:rPr>
+            <w:rFonts w:ascii="Arial" w:hAnsi="Arial" w:cs="Arial"/>
+          </w:rPr>
+          <w:t>2</w:t>
+        </w:r>
+        <w:r>
+          <w:rPr>
+            <w:rFonts w:ascii="Arial" w:hAnsi="Arial" w:cs="Arial"/>
+          </w:rPr>
+          <w:fldChar w:fldCharType="end"/>
+        </w:r>
+      </w:p>
+    </w:sdtContent>
+  </w:sdt>
+  <w:p>
+    <w:pPr>
+      <w:pStyle w:val="Footer"/>
+    </w:pPr>
+  </w:p>
+</w:ftr>
+</file>
+
 <file path=word/footnotes.xml><?xml version="1.0" encoding="utf-8"?>
 <w:footnotes xmlns:wpc="http://schemas.microsoft.com/office/word/2010/wordprocessingCanvas" xmlns:cx="http://schemas.microsoft.com/office/drawing/2014/chartex" xmlns:cx1="http://schemas.microsoft.com/office/drawing/2015/9/8/chartex" xmlns:cx2="http://schemas.microsoft.com/office/drawing/2015/10/21/chartex" xmlns:cx3="http://schemas.microsoft.com/office/drawing/2016/5/9/chartex" xmlns:cx4="http://schemas.microsoft.com/office/drawing/2016/5/10/chartex" xmlns:cx5="http://schemas.microsoft.com/office/drawing/2016/5/11/chartex" xmlns:cx6="http://schemas.microsoft.com/office/drawing/2016/5/12/chartex" xmlns:cx7="http://schemas.microsoft.com/office/drawing/2016/5/13/chartex" xmlns:cx8="http://schemas.microsoft.com/office/drawing/2016/5/14/chartex" xmlns:mc="http://schemas.openxmlformats.org/markup-compatibility/2006" xmlns:aink="http://schemas.microsoft.com/office/drawing/2016/ink" xmlns:am3d="http://schemas.microsoft.com/office/drawing/2017/model3d" xmlns:o="urn:schemas-microsoft-com:office:office" xmlns:oel="http://schemas.microsoft.com/office/2019/extlst" xmlns:r="http://schemas.openxmlformats.org/officeDocument/2006/relationships" xmlns:m="http://schemas.openxmlformats.org/officeDocument/2006/math" xmlns:v="urn:schemas-microsoft-com:vml" xmlns:wp14="http://schemas.microsoft.com/office/word/2010/wordprocessingDrawing" xmlns:wp="http://schemas.openxmlformats.org/drawingml/2006/wordprocessingDrawing" xmlns:w10="urn:schemas-microsoft-com:office:word" xmlns:w="http://schemas.openxmlformats.org/wordprocessingml/2006/main" xmlns:w14="http://schemas.microsoft.com/office/word/2010/wordml" xmlns:w15="http://schemas.microsoft.com/office/word/2012/wordml" xmlns:w16cex="http://schemas.microsoft.com/office/word/2018/wordml/cex" xmlns:w16cid="http://schemas.microsoft.com/office/word/2016/wordml/cid" xmlns:w16="http://schemas.microsoft.com/office/word/2018/wordml" xmlns:w16du="http://schemas.microsoft.com/office/word/2023/wordml/word16du" xmlns:w16sdtdh="http://schemas.microsoft.com/office/word/2020/wordml/sdtdatahash" xmlns:w16sdtfl="http://schemas.microsoft.com/office/word/2024/wordml/sdtformatlock" xmlns:w16se="http://schemas.microsoft.com/office/word/2015/wordml/symex" xmlns:wpg="http://schemas.microsoft.com/office/word/2010/wordprocessingGroup" xmlns:wpi="http://schemas.microsoft.com/office/word/2010/wordprocessingInk" xmlns:wne="http://schemas.microsoft.com/office/word/2006/wordml" xmlns:wps="http://schemas.microsoft.com/office/word/2010/wordprocessingShape" mc:Ignorable="w14 w15 w16se w16cid w16 w16cex w16sdtdh w16sdtfl w16du wp14">
   <w:footnote w:type="separator" w:id="-1">
@@ -15060,6 +15134,74 @@
     </w:p>
   </w:footnote>
 </w:footnotes>
+</file>
+
+<file path=word/header1.xml><?xml version="1.0" encoding="utf-8"?>
+<w:hdr xmlns:wpc="http://schemas.microsoft.com/office/word/2010/wordprocessingCanvas" xmlns:cx="http://schemas.microsoft.com/office/drawing/2014/chartex" xmlns:cx1="http://schemas.microsoft.com/office/drawing/2015/9/8/chartex" xmlns:cx2="http://schemas.microsoft.com/office/drawing/2015/10/21/chartex" xmlns:cx3="http://schemas.microsoft.com/office/drawing/2016/5/9/chartex" xmlns:cx4="http://schemas.microsoft.com/office/drawing/2016/5/10/chartex" xmlns:cx5="http://schemas.microsoft.com/office/drawing/2016/5/11/chartex" xmlns:cx6="http://schemas.microsoft.com/office/drawing/2016/5/12/chartex" xmlns:cx7="http://schemas.microsoft.com/office/drawing/2016/5/13/chartex" xmlns:cx8="http://schemas.microsoft.com/office/drawing/2016/5/14/chartex" xmlns:mc="http://schemas.openxmlformats.org/markup-compatibility/2006" xmlns:aink="http://schemas.microsoft.com/office/drawing/2016/ink" xmlns:am3d="http://schemas.microsoft.com/office/drawing/2017/model3d" xmlns:o="urn:schemas-microsoft-com:office:office" xmlns:oel="http://schemas.microsoft.com/office/2019/extlst" xmlns:r="http://schemas.openxmlformats.org/officeDocument/2006/relationships" xmlns:m="http://schemas.openxmlformats.org/officeDocument/2006/math" xmlns:v="urn:schemas-microsoft-com:vml" xmlns:wp14="http://schemas.microsoft.com/office/word/2010/wordprocessingDrawing" xmlns:wp="http://schemas.openxmlformats.org/drawingml/2006/wordprocessingDrawing" xmlns:w10="urn:schemas-microsoft-com:office:word" xmlns:w="http://schemas.openxmlformats.org/wordprocessingml/2006/main" xmlns:w14="http://schemas.microsoft.com/office/word/2010/wordml" xmlns:w15="http://schemas.microsoft.com/office/word/2012/wordml" xmlns:w16cex="http://schemas.microsoft.com/office/word/2018/wordml/cex" xmlns:w16cid="http://schemas.microsoft.com/office/word/2016/wordml/cid" xmlns:w16="http://schemas.microsoft.com/office/word/2018/wordml" xmlns:w16du="http://schemas.microsoft.com/office/word/2023/wordml/word16du" xmlns:w16sdtdh="http://schemas.microsoft.com/office/word/2020/wordml/sdtdatahash" xmlns:w16sdtfl="http://schemas.microsoft.com/office/word/2024/wordml/sdtformatlock" xmlns:w16se="http://schemas.microsoft.com/office/word/2015/wordml/symex" xmlns:wpg="http://schemas.microsoft.com/office/word/2010/wordprocessingGroup" xmlns:wpi="http://schemas.microsoft.com/office/word/2010/wordprocessingInk" xmlns:wne="http://schemas.microsoft.com/office/word/2006/wordml" xmlns:wps="http://schemas.microsoft.com/office/word/2010/wordprocessingShape" mc:Ignorable="w14 w15 w16se w16cid w16 w16cex w16sdtdh w16sdtfl w16du wp14">
+  <w:p>
+    <w:pPr>
+      <w:pStyle w:val="Header"/>
+    </w:pPr>
+    <w:r>
+      <w:rPr>
+        <w:noProof/>
+      </w:rPr>
+      <w:drawing>
+        <wp:anchor distT="0" distB="0" distL="114300" distR="114300" simplePos="0" relativeHeight="251658240" behindDoc="0" locked="0" layoutInCell="1" allowOverlap="1" wp14:anchorId="7D5629E6" wp14:editId="32A5F46D">
+          <wp:simplePos x="0" y="0"/>
+          <wp:positionH relativeFrom="margin">
+            <wp:align>center</wp:align>
+          </wp:positionH>
+          <wp:positionV relativeFrom="paragraph">
+            <wp:posOffset>68580</wp:posOffset>
+          </wp:positionV>
+          <wp:extent cx="612250" cy="911232"/>
+          <wp:effectExtent l="0" t="0" r="0" b="3175"/>
+          <wp:wrapTopAndBottom/>
+          <wp:docPr id="7" name="Picture 7" descr="A close-up of a logo&#10;&#10;Description automatically generated with low confidence"/>
+          <wp:cNvGraphicFramePr>
+            <a:graphicFrameLocks xmlns:a="http://schemas.openxmlformats.org/drawingml/2006/main" noChangeAspect="1"/>
+          </wp:cNvGraphicFramePr>
+          <a:graphic xmlns:a="http://schemas.openxmlformats.org/drawingml/2006/main">
+            <a:graphicData uri="http://schemas.openxmlformats.org/drawingml/2006/picture">
+              <pic:pic xmlns:pic="http://schemas.openxmlformats.org/drawingml/2006/picture">
+                <pic:nvPicPr>
+                  <pic:cNvPr id="7" name="Picture 7" descr="A close-up of a logo&#10;&#10;Description automatically generated with low confidence"/>
+                  <pic:cNvPicPr>
+                    <a:picLocks noChangeAspect="1" noChangeArrowheads="1"/>
+                  </pic:cNvPicPr>
+                </pic:nvPicPr>
+                <pic:blipFill>
+                  <a:blip r:embed="rId1">
+                    <a:extLst>
+                      <a:ext uri="{28A0092B-C50C-407E-A947-70E740481C1C}">
+                        <a14:useLocalDpi xmlns:a14="http://schemas.microsoft.com/office/drawing/2010/main" val="0"/>
+                      </a:ext>
+                    </a:extLst>
+                  </a:blip>
+                  <a:srcRect/>
+                  <a:stretch>
+                    <a:fillRect/>
+                  </a:stretch>
+                </pic:blipFill>
+                <pic:spPr bwMode="auto">
+                  <a:xfrm>
+                    <a:off x="0" y="0"/>
+                    <a:ext cx="612250" cy="911232"/>
+                  </a:xfrm>
+                  <a:prstGeom prst="rect">
+                    <a:avLst/>
+                  </a:prstGeom>
+                  <a:noFill/>
+                </pic:spPr>
+              </pic:pic>
+            </a:graphicData>
+          </a:graphic>
+        </wp:anchor>
+      </w:drawing>
+    </w:r>
+  </w:p>
+</w:hdr>
 </file>
 
 <file path=word/numbering.xml><?xml version="1.0" encoding="utf-8"?>

--- a/PP-salygos/templates/DPSP_LTEN_PASIULYMAS.docx
+++ b/PP-salygos/templates/DPSP_LTEN_PASIULYMAS.docx
@@ -2643,7 +2643,7 @@
                 <w:lang w:val="en-US"/>
               </w:rPr>
               <w:lastRenderedPageBreak/>
-              <w:t xml:space="preserve">equipment) are prohibited by decisions of the United Nations Security Council or in the case of restrictive measures (sanctions) by the United States, the European Union or international sanctions of other international organizations, the member or participant  of which is the Republic of Lithuania. Upon written request of the Contracting Entity, documents confirming the country of origin of the goods (materials used, equipment), the manufacturer and its shareholders will be submitted within the deadline specified by the Contracting Entity. </w:t>
+              <w:t xml:space="preserve">equipment) are prohibited by decisions of the United Nations Security Council or in the case of restrictive measures (sanctions) by the United States, the European Union or international sanctions of other international organizations, the member or participant of which is the Republic of Lithuania. Upon written request of the Contracting Entity, documents confirming the country of origin of the goods (materials used, equipment), the manufacturer and its shareholders will be submitted within the deadline specified by the Contracting Entity. </w:t>
             </w:r>
           </w:p>
         </w:tc>
@@ -5095,7 +5095,7 @@
                 <w:szCs w:val="20"/>
                 <w:lang w:eastAsia="lt-LT"/>
               </w:rPr>
-              <w:t xml:space="preserve">r) remsiuosi, prekių gamintojams ar juos kontroliuojantiems juridiniams ir (ar) fiziniams asmenims netaikomos  </w:t>
+              <w:t xml:space="preserve">r) remsiuosi, prekių gamintojams ar juos kontroliuojantiems juridiniams ir (ar) fiziniams asmenims netaikomos </w:t>
             </w:r>
             <w:r>
               <w:rPr>
@@ -5137,7 +5137,7 @@
                 <w:szCs w:val="20"/>
                 <w:lang w:val="en-GB"/>
               </w:rPr>
-              <w:t>I declare under honour that the supplier, sub-suppliers whom I have invoked or will invoke in the future, economic operators whose capabilities I rely on and/or will rely on, manufacturers of goods, or the legal or natural persons who control them  are not subject to international sanctions (restrictive measures) implemented by the United Nations Security Council, the European Union, other international organizations of which the Republic of Lithuania is a member or participant, or by the United States of America. The controlling person is understood as defined in the Competition Law of the Republic of Lithuania.</w:t>
+              <w:t>I declare under honour that the supplier, sub-suppliers whom I have invoked or will invoke in the future, economic operators whose capabilities I rely on and/or will rely on, manufacturers of goods, or the legal or natural persons who control them are not subject to international sanctions (restrictive measures) implemented by the United Nations Security Council, the European Union, other international organizations of which the Republic of Lithuania is a member or participant, or by the United States of America. The controlling person is understood as defined in the Competition Law of the Republic of Lithuania.</w:t>
             </w:r>
             <w:r>
               <w:rPr>
@@ -11763,7 +11763,7 @@
                 <w:sz w:val="20"/>
                 <w:szCs w:val="20"/>
               </w:rPr>
-              <w:t xml:space="preserve"> užpildant KPS 3 priedą „Konfidenciali informacija“ ir pateikti šios informacijos konfidencialumą pagrindžiančius dokumentus. Nepateikus prašomos informacijos ar konfidencialumo pagrindimo, bus laikoma, kad visa Pasiūlymą  sudaranti informacija nėra konfidenciali, išskyrus informaciją, kurios atskleidimas negalimas pagal Asmens duomenų teisinės apsaugos įstatymą.</w:t>
+              <w:t xml:space="preserve"> užpildant KPS 3 priedą „Konfidenciali informacija“ ir pateikti šios informacijos konfidencialumą pagrindžiančius dokumentus. Nepateikus prašomos informacijos ar konfidencialumo pagrindimo, bus laikoma, kad visa Pasiūlymą sudaranti informacija nėra konfidenciali, išskyrus informaciją, kurios atskleidimas negalimas pagal Asmens duomenų teisinės apsaugos įstatymą.</w:t>
             </w:r>
             <w:r>
               <w:rPr>
@@ -12853,7 +12853,7 @@
                 <w:sz w:val="20"/>
                 <w:szCs w:val="20"/>
               </w:rPr>
-              <w:t>Tiekėjo EBVPD  ir pagrindžiantys dokumentai</w:t>
+              <w:t>Tiekėjo EBVPD ir pagrindžiantys dokumentai</w:t>
             </w:r>
           </w:p>
         </w:tc>

--- a/PP-salygos/templates/DPSP_LTEN_PASIULYMAS.docx
+++ b/PP-salygos/templates/DPSP_LTEN_PASIULYMAS.docx
@@ -12944,7 +12944,7 @@
                 <w:szCs w:val="20"/>
                 <w:lang w:val="en-US"/>
               </w:rPr>
-              <w:t xml:space="preserve"> in accordance with Article 32 (2) of the LP, PPO and case law, that states that the Supplier's data on the existence / absence of grounds for exclusion, the qualification data on which the supplier relies on in order to win the public procurement, cannot be considered confidential, except for such qualification documents, the disclosure of which would violate the Supplier's obligations under contracts with third parties (Article 32 (2) point 3 the LP) or disclosure of information is not possible under the Law on the Legal Protection of Personal Data.</w:t>
+              <w:t xml:space="preserve"> in accordance with Article 32 (2) of the LP, PPO and case law, that states that the Supplier's data on the existence / absence of grounds for exclusion, the qualification data on which the supplier relies in order to win the public procurement, cannot be considered confidential, except for such qualification documents, the disclosure of which would violate the Supplier's obligations under contracts with third parties (Article 32 (2) point 3 the LP) or disclosure of information is not possible under the Law on the Legal Protection of Personal Data.</w:t>
             </w:r>
           </w:p>
         </w:tc>

--- a/PP-salygos/templates/DPSP_LTEN_PASIULYMAS.docx
+++ b/PP-salygos/templates/DPSP_LTEN_PASIULYMAS.docx
@@ -4185,7 +4185,7 @@
                 <w:lang w:val="en-GB"/>
               </w:rPr>
               <w:lastRenderedPageBreak/>
-              <w:t xml:space="preserve">National Security, has adopted a decision confirming that the entities specified in Clauses </w:t>
+              <w:t xml:space="preserve">National Security, has adopted a decision confirming that the entities specified in Clauses 1.5.1 and 1.5.2 of this section</w:t>
             </w:r>
             <w:r>
               <w:rPr>
@@ -4195,7 +4195,7 @@
                 <w:highlight w:val="red"/>
                 <w:lang w:val="en-GB"/>
               </w:rPr>
-              <w:t>1.</w:t>
+              <w:t/>
             </w:r>
             <w:r>
               <w:rPr>
@@ -4205,7 +4205,7 @@
                 <w:highlight w:val="red"/>
                 <w:lang w:val="en-GB"/>
               </w:rPr>
-              <w:t>5</w:t>
+              <w:t/>
             </w:r>
             <w:r>
               <w:rPr>
@@ -4215,16 +4215,16 @@
                 <w:highlight w:val="red"/>
                 <w:lang w:val="en-GB"/>
               </w:rPr>
-              <w:t>.1.</w:t>
-            </w:r>
-            <w:r>
-              <w:rPr>
-                <w:rFonts w:ascii="Arial" w:hAnsi="Arial" w:cs="Arial"/>
-                <w:sz w:val="20"/>
-                <w:szCs w:val="20"/>
-                <w:lang w:val="en-GB"/>
-              </w:rPr>
-              <w:t xml:space="preserve"> and / or </w:t>
+              <w:t/>
+            </w:r>
+            <w:r>
+              <w:rPr>
+                <w:rFonts w:ascii="Arial" w:hAnsi="Arial" w:cs="Arial"/>
+                <w:sz w:val="20"/>
+                <w:szCs w:val="20"/>
+                <w:lang w:val="en-GB"/>
+              </w:rPr>
+              <w:t xml:space="preserve"/>
             </w:r>
             <w:r>
               <w:rPr>
@@ -4234,7 +4234,7 @@
                 <w:highlight w:val="red"/>
                 <w:lang w:val="en-GB"/>
               </w:rPr>
-              <w:t>1.</w:t>
+              <w:t/>
             </w:r>
             <w:r>
               <w:rPr>
@@ -4244,7 +4244,7 @@
                 <w:highlight w:val="red"/>
                 <w:lang w:val="en-GB"/>
               </w:rPr>
-              <w:t>5</w:t>
+              <w:t/>
             </w:r>
             <w:r>
               <w:rPr>
@@ -4254,16 +4254,16 @@
                 <w:highlight w:val="red"/>
                 <w:lang w:val="en-GB"/>
               </w:rPr>
-              <w:t>.2.</w:t>
-            </w:r>
-            <w:r>
-              <w:rPr>
-                <w:rFonts w:ascii="Arial" w:hAnsi="Arial" w:cs="Arial"/>
-                <w:sz w:val="20"/>
-                <w:szCs w:val="20"/>
-                <w:lang w:val="en-GB"/>
-              </w:rPr>
-              <w:t xml:space="preserve"> of the GPC do not meet national security interests;</w:t>
+              <w:t/>
+            </w:r>
+            <w:r>
+              <w:rPr>
+                <w:rFonts w:ascii="Arial" w:hAnsi="Arial" w:cs="Arial"/>
+                <w:sz w:val="20"/>
+                <w:szCs w:val="20"/>
+                <w:lang w:val="en-GB"/>
+              </w:rPr>
+              <w:t xml:space="preserve"> do not meet national security interests;</w:t>
             </w:r>
           </w:p>
         </w:tc>
